--- a/Weather Outage Prediction in Power Grids in Databricks.docx
+++ b/Weather Outage Prediction in Power Grids in Databricks.docx
@@ -77,32 +77,6 @@
           <w:sz w:val="20"/>
           <w:szCs w:val="20"/>
         </w:rPr>
-      </w:pPr>
-      <w:r>
-        <w:rPr>
-          <w:rFonts w:ascii="Times New Roman" w:hAnsi="Times New Roman" w:cs="Times New Roman"/>
-          <w:sz w:val="20"/>
-          <w:szCs w:val="20"/>
-        </w:rPr>
-        <w:t xml:space="preserve">By: </w:t>
-      </w:r>
-      <w:r>
-        <w:rPr>
-          <w:rFonts w:ascii="Times New Roman" w:hAnsi="Times New Roman" w:cs="Times New Roman"/>
-          <w:sz w:val="20"/>
-          <w:szCs w:val="20"/>
-        </w:rPr>
-        <w:t>Aaron Pongsugree</w:t>
-      </w:r>
-    </w:p>
-    <w:p>
-      <w:pPr>
-        <w:jc w:val="center"/>
-        <w:rPr>
-          <w:rFonts w:ascii="Times New Roman" w:hAnsi="Times New Roman" w:cs="Times New Roman"/>
-          <w:sz w:val="20"/>
-          <w:szCs w:val="20"/>
-        </w:rPr>
         <w:sectPr>
           <w:type w:val="continuous"/>
           <w:pgSz w:w="12240" w:h="15840"/>
@@ -111,20 +85,35 @@
           <w:docGrid w:linePitch="360"/>
         </w:sectPr>
       </w:pPr>
-    </w:p>
-    <w:p>
-      <w:pPr>
-        <w:jc w:val="center"/>
-        <w:rPr>
-          <w:rFonts w:ascii="Times New Roman" w:hAnsi="Times New Roman" w:cs="Times New Roman"/>
-          <w:sz w:val="20"/>
-          <w:szCs w:val="20"/>
-        </w:rPr>
-      </w:pPr>
-    </w:p>
-    <w:p>
-      <w:pPr>
-        <w:jc w:val="center"/>
+      <w:proofErr w:type="gramStart"/>
+      <w:r>
+        <w:rPr>
+          <w:rFonts w:ascii="Times New Roman" w:hAnsi="Times New Roman" w:cs="Times New Roman"/>
+          <w:sz w:val="20"/>
+          <w:szCs w:val="20"/>
+        </w:rPr>
+        <w:t>By</w:t>
+      </w:r>
+      <w:proofErr w:type="gramEnd"/>
+      <w:r>
+        <w:rPr>
+          <w:rFonts w:ascii="Times New Roman" w:hAnsi="Times New Roman" w:cs="Times New Roman"/>
+          <w:sz w:val="20"/>
+          <w:szCs w:val="20"/>
+        </w:rPr>
+        <w:t xml:space="preserve">: </w:t>
+      </w:r>
+      <w:r>
+        <w:rPr>
+          <w:rFonts w:ascii="Times New Roman" w:hAnsi="Times New Roman" w:cs="Times New Roman"/>
+          <w:sz w:val="20"/>
+          <w:szCs w:val="20"/>
+        </w:rPr>
+        <w:t>Aaron Pongsugree</w:t>
+      </w:r>
+    </w:p>
+    <w:p>
+      <w:pPr>
         <w:rPr>
           <w:rFonts w:ascii="Times New Roman" w:hAnsi="Times New Roman" w:cs="Times New Roman"/>
           <w:sz w:val="20"/>
@@ -141,24 +130,6 @@
     </w:p>
     <w:p>
       <w:pPr>
-        <w:jc w:val="center"/>
-        <w:rPr>
-          <w:rFonts w:ascii="Times New Roman" w:hAnsi="Times New Roman" w:cs="Times New Roman"/>
-          <w:sz w:val="20"/>
-          <w:szCs w:val="20"/>
-        </w:rPr>
-      </w:pPr>
-      <w:r>
-        <w:rPr>
-          <w:rFonts w:ascii="Times New Roman" w:hAnsi="Times New Roman" w:cs="Times New Roman"/>
-          <w:sz w:val="20"/>
-          <w:szCs w:val="20"/>
-        </w:rPr>
-        <w:t>ECE606</w:t>
-      </w:r>
-    </w:p>
-    <w:p>
-      <w:pPr>
         <w:rPr>
           <w:rFonts w:ascii="Times New Roman" w:hAnsi="Times New Roman" w:cs="Times New Roman"/>
           <w:sz w:val="20"/>
@@ -171,15 +142,6 @@
           <w:cols w:space="720"/>
           <w:docGrid w:linePitch="360"/>
         </w:sectPr>
-      </w:pPr>
-    </w:p>
-    <w:p>
-      <w:pPr>
-        <w:rPr>
-          <w:rFonts w:ascii="Times New Roman" w:hAnsi="Times New Roman" w:cs="Times New Roman"/>
-          <w:sz w:val="20"/>
-          <w:szCs w:val="20"/>
-        </w:rPr>
       </w:pPr>
     </w:p>
     <w:p>
